--- a/output/Descriptivos/tabla_consolidada_escuela.docx
+++ b/output/Descriptivos/tabla_consolidada_escuela.docx
@@ -163,7 +163,7 @@
               <w:pStyle w:val="Normal"/>
             </w:pPr>
             <w:r>
-              <w:t>60.7% (52.4%–69.0%)</w:t>
+              <w:t>59.2% (50.0%–68.3%)</w:t>
             </w:r>
           </w:p>
         </w:tc>
@@ -215,7 +215,7 @@
               <w:pStyle w:val="Normal"/>
             </w:pPr>
             <w:r>
-              <w:t>15.0% (11.9%–18.1%)</w:t>
+              <w:t>13.9% (11.0%–16.8%)</w:t>
             </w:r>
           </w:p>
         </w:tc>
@@ -267,7 +267,7 @@
               <w:pStyle w:val="Normal"/>
             </w:pPr>
             <w:r>
-              <w:t>3.01 (2.89–3.14)</w:t>
+              <w:t>2.99 (2.86–3.13)</w:t>
             </w:r>
           </w:p>
         </w:tc>
